--- a/sec_sem/security/Lab_10/Lab_10.docx
+++ b/sec_sem/security/Lab_10/Lab_10.docx
@@ -262,206 +262,2101 @@
         </w:rPr>
         <w:t>OWASP Juice Shop</w:t>
       </w:r>
+      <w:r>
+        <w:rPr>
+          <w:rFonts w:ascii="Times New Roman" w:hAnsi="Times New Roman" w:cs="Times New Roman"/>
+          <w:sz w:val="32"/>
+          <w:szCs w:val="32"/>
+        </w:rPr>
+        <w:t>”</w:t>
+      </w:r>
+    </w:p>
+    <w:p>
+      <w:pPr>
+        <w:rPr>
+          <w:rFonts w:ascii="Times New Roman" w:hAnsi="Times New Roman" w:cs="Times New Roman"/>
+          <w:sz w:val="32"/>
+          <w:szCs w:val="32"/>
+        </w:rPr>
+      </w:pPr>
+    </w:p>
+    <w:p>
+      <w:pPr>
+        <w:jc w:val="center"/>
+        <w:rPr>
+          <w:rFonts w:ascii="Times New Roman" w:hAnsi="Times New Roman" w:cs="Times New Roman"/>
+          <w:sz w:val="32"/>
+          <w:szCs w:val="32"/>
+        </w:rPr>
+      </w:pPr>
+    </w:p>
+    <w:p>
+      <w:pPr>
+        <w:jc w:val="right"/>
+        <w:rPr>
+          <w:rFonts w:ascii="Times New Roman" w:hAnsi="Times New Roman" w:cs="Times New Roman"/>
+          <w:sz w:val="32"/>
+          <w:szCs w:val="32"/>
+        </w:rPr>
+      </w:pPr>
+      <w:r>
+        <w:rPr>
+          <w:rFonts w:ascii="Times New Roman" w:hAnsi="Times New Roman" w:cs="Times New Roman"/>
+          <w:sz w:val="32"/>
+          <w:szCs w:val="32"/>
+        </w:rPr>
+        <w:t>Виконав:</w:t>
+      </w:r>
+    </w:p>
+    <w:p>
+      <w:pPr>
+        <w:jc w:val="right"/>
+        <w:rPr>
+          <w:rFonts w:ascii="Times New Roman" w:hAnsi="Times New Roman" w:cs="Times New Roman"/>
+          <w:sz w:val="32"/>
+          <w:szCs w:val="32"/>
+        </w:rPr>
+      </w:pPr>
+      <w:r>
+        <w:rPr>
+          <w:rFonts w:ascii="Times New Roman" w:hAnsi="Times New Roman" w:cs="Times New Roman"/>
+          <w:sz w:val="32"/>
+          <w:szCs w:val="32"/>
+        </w:rPr>
+        <w:t xml:space="preserve">Студент. гр. ФеП-41 </w:t>
+      </w:r>
+      <w:proofErr w:type="spellStart"/>
+      <w:r>
+        <w:rPr>
+          <w:rFonts w:ascii="Times New Roman" w:hAnsi="Times New Roman" w:cs="Times New Roman"/>
+          <w:sz w:val="32"/>
+          <w:szCs w:val="32"/>
+        </w:rPr>
+        <w:t>Фіняк</w:t>
+      </w:r>
+      <w:proofErr w:type="spellEnd"/>
+      <w:r>
+        <w:rPr>
+          <w:rFonts w:ascii="Times New Roman" w:hAnsi="Times New Roman" w:cs="Times New Roman"/>
+          <w:sz w:val="32"/>
+          <w:szCs w:val="32"/>
+        </w:rPr>
+        <w:t xml:space="preserve"> Олег</w:t>
+      </w:r>
+    </w:p>
+    <w:p>
+      <w:pPr>
+        <w:jc w:val="right"/>
+        <w:rPr>
+          <w:rFonts w:ascii="Times New Roman" w:hAnsi="Times New Roman" w:cs="Times New Roman"/>
+          <w:sz w:val="32"/>
+          <w:szCs w:val="32"/>
+        </w:rPr>
+      </w:pPr>
+      <w:r>
+        <w:rPr>
+          <w:rFonts w:ascii="Times New Roman" w:hAnsi="Times New Roman" w:cs="Times New Roman"/>
+          <w:sz w:val="32"/>
+          <w:szCs w:val="32"/>
+        </w:rPr>
+        <w:t xml:space="preserve">Перевірив: </w:t>
+      </w:r>
+    </w:p>
+    <w:p>
+      <w:pPr>
+        <w:jc w:val="right"/>
+        <w:rPr>
+          <w:rFonts w:ascii="Times New Roman" w:hAnsi="Times New Roman" w:cs="Times New Roman"/>
+          <w:sz w:val="32"/>
+          <w:szCs w:val="32"/>
+        </w:rPr>
+      </w:pPr>
+      <w:r>
+        <w:rPr>
+          <w:rFonts w:ascii="Times New Roman" w:hAnsi="Times New Roman" w:cs="Times New Roman"/>
+          <w:sz w:val="32"/>
+          <w:szCs w:val="32"/>
+        </w:rPr>
+        <w:t>Павлик М.Р.</w:t>
+      </w:r>
+    </w:p>
+    <w:p>
+      <w:pPr>
+        <w:jc w:val="center"/>
+        <w:rPr>
+          <w:rFonts w:ascii="Times New Roman" w:hAnsi="Times New Roman" w:cs="Times New Roman"/>
+          <w:sz w:val="32"/>
+          <w:szCs w:val="32"/>
+        </w:rPr>
+      </w:pPr>
+    </w:p>
+    <w:p>
+      <w:pPr>
+        <w:jc w:val="center"/>
+        <w:rPr>
+          <w:rFonts w:ascii="Times New Roman" w:hAnsi="Times New Roman" w:cs="Times New Roman"/>
+          <w:sz w:val="32"/>
+          <w:szCs w:val="32"/>
+        </w:rPr>
+      </w:pPr>
+    </w:p>
+    <w:p>
+      <w:pPr>
+        <w:rPr>
+          <w:rFonts w:ascii="Times New Roman" w:hAnsi="Times New Roman" w:cs="Times New Roman"/>
+          <w:sz w:val="32"/>
+          <w:szCs w:val="32"/>
+        </w:rPr>
+      </w:pPr>
+    </w:p>
+    <w:p>
+      <w:pPr>
+        <w:rPr>
+          <w:rFonts w:ascii="Times New Roman" w:hAnsi="Times New Roman" w:cs="Times New Roman"/>
+          <w:sz w:val="32"/>
+          <w:szCs w:val="32"/>
+        </w:rPr>
+      </w:pPr>
+    </w:p>
+    <w:p>
+      <w:pPr>
+        <w:rPr>
+          <w:rFonts w:ascii="Times New Roman" w:hAnsi="Times New Roman" w:cs="Times New Roman"/>
+          <w:sz w:val="32"/>
+          <w:szCs w:val="32"/>
+        </w:rPr>
+      </w:pPr>
+    </w:p>
+    <w:p>
+      <w:pPr>
+        <w:rPr>
+          <w:rFonts w:ascii="Times New Roman" w:hAnsi="Times New Roman" w:cs="Times New Roman"/>
+          <w:sz w:val="32"/>
+          <w:szCs w:val="32"/>
+        </w:rPr>
+      </w:pPr>
+    </w:p>
+    <w:p>
+      <w:pPr>
+        <w:jc w:val="center"/>
+        <w:rPr>
+          <w:rFonts w:ascii="Times New Roman" w:hAnsi="Times New Roman" w:cs="Times New Roman"/>
+          <w:sz w:val="32"/>
+          <w:szCs w:val="32"/>
+        </w:rPr>
+      </w:pPr>
+      <w:r>
+        <w:rPr>
+          <w:rFonts w:ascii="Times New Roman" w:hAnsi="Times New Roman" w:cs="Times New Roman"/>
+          <w:sz w:val="32"/>
+          <w:szCs w:val="32"/>
+        </w:rPr>
+        <w:t>Львів – 2026</w:t>
+      </w:r>
+    </w:p>
+    <w:p>
+      <w:pPr>
+        <w:jc w:val="center"/>
+        <w:rPr>
+          <w:rFonts w:ascii="Times New Roman" w:hAnsi="Times New Roman" w:cs="Times New Roman"/>
+          <w:sz w:val="32"/>
+          <w:szCs w:val="32"/>
+        </w:rPr>
+      </w:pPr>
+    </w:p>
+    <w:p>
+      <w:pPr>
+        <w:jc w:val="both"/>
+        <w:rPr>
+          <w:rFonts w:ascii="Times New Roman" w:hAnsi="Times New Roman" w:cs="Times New Roman"/>
+          <w:sz w:val="28"/>
+          <w:szCs w:val="28"/>
+        </w:rPr>
+      </w:pPr>
+      <w:r>
+        <w:rPr>
+          <w:rFonts w:ascii="Times New Roman" w:hAnsi="Times New Roman" w:cs="Times New Roman"/>
+          <w:b/>
+          <w:sz w:val="28"/>
+          <w:szCs w:val="28"/>
+        </w:rPr>
+        <w:lastRenderedPageBreak/>
+        <w:t xml:space="preserve">Мета роботи. </w:t>
+      </w:r>
+      <w:r>
+        <w:rPr>
+          <w:rFonts w:ascii="Times New Roman" w:hAnsi="Times New Roman" w:cs="Times New Roman"/>
+          <w:sz w:val="28"/>
+          <w:szCs w:val="28"/>
+        </w:rPr>
+        <w:t xml:space="preserve">Набуття практичних навичок виявлення, аналізу та експлуатації </w:t>
+      </w:r>
+      <w:proofErr w:type="spellStart"/>
+      <w:r>
+        <w:rPr>
+          <w:rFonts w:ascii="Times New Roman" w:hAnsi="Times New Roman" w:cs="Times New Roman"/>
+          <w:sz w:val="28"/>
+          <w:szCs w:val="28"/>
+        </w:rPr>
+        <w:t>вразливостей</w:t>
+      </w:r>
+      <w:proofErr w:type="spellEnd"/>
+      <w:r>
+        <w:rPr>
+          <w:rFonts w:ascii="Times New Roman" w:hAnsi="Times New Roman" w:cs="Times New Roman"/>
+          <w:sz w:val="28"/>
+          <w:szCs w:val="28"/>
+        </w:rPr>
+        <w:t xml:space="preserve"> веб-додатків відповідно до OWASP </w:t>
+      </w:r>
+      <w:proofErr w:type="spellStart"/>
+      <w:r>
+        <w:rPr>
+          <w:rFonts w:ascii="Times New Roman" w:hAnsi="Times New Roman" w:cs="Times New Roman"/>
+          <w:sz w:val="28"/>
+          <w:szCs w:val="28"/>
+        </w:rPr>
+        <w:t>Top</w:t>
+      </w:r>
+      <w:proofErr w:type="spellEnd"/>
+      <w:r>
+        <w:rPr>
+          <w:rFonts w:ascii="Times New Roman" w:hAnsi="Times New Roman" w:cs="Times New Roman"/>
+          <w:sz w:val="28"/>
+          <w:szCs w:val="28"/>
+        </w:rPr>
+        <w:t xml:space="preserve"> 10 з використанням OWASP </w:t>
+      </w:r>
+      <w:proofErr w:type="spellStart"/>
+      <w:r>
+        <w:rPr>
+          <w:rFonts w:ascii="Times New Roman" w:hAnsi="Times New Roman" w:cs="Times New Roman"/>
+          <w:sz w:val="28"/>
+          <w:szCs w:val="28"/>
+        </w:rPr>
+        <w:t>Juice</w:t>
+      </w:r>
+      <w:proofErr w:type="spellEnd"/>
+      <w:r>
+        <w:rPr>
+          <w:rFonts w:ascii="Times New Roman" w:hAnsi="Times New Roman" w:cs="Times New Roman"/>
+          <w:sz w:val="28"/>
+          <w:szCs w:val="28"/>
+        </w:rPr>
+        <w:t xml:space="preserve"> </w:t>
+      </w:r>
+      <w:proofErr w:type="spellStart"/>
+      <w:r>
+        <w:rPr>
+          <w:rFonts w:ascii="Times New Roman" w:hAnsi="Times New Roman" w:cs="Times New Roman"/>
+          <w:sz w:val="28"/>
+          <w:szCs w:val="28"/>
+        </w:rPr>
+        <w:t>Shop</w:t>
+      </w:r>
+      <w:proofErr w:type="spellEnd"/>
+      <w:r>
+        <w:rPr>
+          <w:rFonts w:ascii="Times New Roman" w:hAnsi="Times New Roman" w:cs="Times New Roman"/>
+          <w:sz w:val="28"/>
+          <w:szCs w:val="28"/>
+        </w:rPr>
+        <w:t>.</w:t>
+      </w:r>
+    </w:p>
+    <w:p>
+      <w:pPr>
+        <w:jc w:val="both"/>
+        <w:rPr>
+          <w:rFonts w:ascii="Times New Roman" w:hAnsi="Times New Roman" w:cs="Times New Roman"/>
+          <w:sz w:val="28"/>
+          <w:szCs w:val="28"/>
+        </w:rPr>
+      </w:pPr>
+      <w:r>
+        <w:rPr>
+          <w:rFonts w:ascii="Times New Roman" w:hAnsi="Times New Roman" w:cs="Times New Roman"/>
+          <w:b/>
+          <w:sz w:val="28"/>
+          <w:szCs w:val="28"/>
+        </w:rPr>
+        <w:t>Порядок виконання лабораторної роботи</w:t>
+      </w:r>
+      <w:r>
+        <w:rPr>
+          <w:rFonts w:ascii="Times New Roman" w:hAnsi="Times New Roman" w:cs="Times New Roman"/>
+          <w:sz w:val="28"/>
+          <w:szCs w:val="28"/>
+        </w:rPr>
+        <w:t xml:space="preserve"> </w:t>
+      </w:r>
+    </w:p>
+    <w:p>
+      <w:pPr>
+        <w:jc w:val="both"/>
+        <w:rPr>
+          <w:rFonts w:ascii="Times New Roman" w:hAnsi="Times New Roman" w:cs="Times New Roman"/>
+          <w:sz w:val="28"/>
+          <w:szCs w:val="28"/>
+        </w:rPr>
+      </w:pPr>
+      <w:r>
+        <w:rPr>
+          <w:rFonts w:ascii="Times New Roman" w:hAnsi="Times New Roman" w:cs="Times New Roman"/>
+          <w:sz w:val="28"/>
+          <w:szCs w:val="28"/>
+        </w:rPr>
+        <w:t xml:space="preserve">1. Розгортання середовища 1. Встановіть </w:t>
+      </w:r>
+      <w:proofErr w:type="spellStart"/>
+      <w:r>
+        <w:rPr>
+          <w:rFonts w:ascii="Times New Roman" w:hAnsi="Times New Roman" w:cs="Times New Roman"/>
+          <w:sz w:val="28"/>
+          <w:szCs w:val="28"/>
+        </w:rPr>
+        <w:t>Juice</w:t>
+      </w:r>
+      <w:proofErr w:type="spellEnd"/>
+      <w:r>
+        <w:rPr>
+          <w:rFonts w:ascii="Times New Roman" w:hAnsi="Times New Roman" w:cs="Times New Roman"/>
+          <w:sz w:val="28"/>
+          <w:szCs w:val="28"/>
+        </w:rPr>
+        <w:t xml:space="preserve"> </w:t>
+      </w:r>
+      <w:proofErr w:type="spellStart"/>
+      <w:r>
+        <w:rPr>
+          <w:rFonts w:ascii="Times New Roman" w:hAnsi="Times New Roman" w:cs="Times New Roman"/>
+          <w:sz w:val="28"/>
+          <w:szCs w:val="28"/>
+        </w:rPr>
+        <w:t>Shop</w:t>
+      </w:r>
+      <w:proofErr w:type="spellEnd"/>
+      <w:r>
+        <w:rPr>
+          <w:rFonts w:ascii="Times New Roman" w:hAnsi="Times New Roman" w:cs="Times New Roman"/>
+          <w:sz w:val="28"/>
+          <w:szCs w:val="28"/>
+        </w:rPr>
+        <w:t xml:space="preserve">: </w:t>
+      </w:r>
+    </w:p>
+    <w:p>
+      <w:pPr>
+        <w:jc w:val="both"/>
+        <w:rPr>
+          <w:rFonts w:ascii="Times New Roman" w:hAnsi="Times New Roman" w:cs="Times New Roman"/>
+          <w:sz w:val="28"/>
+          <w:szCs w:val="28"/>
+        </w:rPr>
+      </w:pPr>
+      <w:r>
+        <w:rPr>
+          <w:rFonts w:ascii="Times New Roman" w:hAnsi="Times New Roman" w:cs="Times New Roman"/>
+          <w:sz w:val="28"/>
+          <w:szCs w:val="28"/>
+        </w:rPr>
+        <w:t xml:space="preserve">через Node.js: </w:t>
+      </w:r>
+      <w:proofErr w:type="spellStart"/>
+      <w:r>
+        <w:rPr>
+          <w:rFonts w:ascii="Times New Roman" w:hAnsi="Times New Roman" w:cs="Times New Roman"/>
+          <w:sz w:val="28"/>
+          <w:szCs w:val="28"/>
+        </w:rPr>
+        <w:t>git</w:t>
+      </w:r>
+      <w:proofErr w:type="spellEnd"/>
+      <w:r>
+        <w:rPr>
+          <w:rFonts w:ascii="Times New Roman" w:hAnsi="Times New Roman" w:cs="Times New Roman"/>
+          <w:sz w:val="28"/>
+          <w:szCs w:val="28"/>
+        </w:rPr>
+        <w:t xml:space="preserve"> </w:t>
+      </w:r>
+      <w:proofErr w:type="spellStart"/>
+      <w:r>
+        <w:rPr>
+          <w:rFonts w:ascii="Times New Roman" w:hAnsi="Times New Roman" w:cs="Times New Roman"/>
+          <w:sz w:val="28"/>
+          <w:szCs w:val="28"/>
+        </w:rPr>
+        <w:t>clone</w:t>
+      </w:r>
+      <w:proofErr w:type="spellEnd"/>
+      <w:r>
+        <w:rPr>
+          <w:rFonts w:ascii="Times New Roman" w:hAnsi="Times New Roman" w:cs="Times New Roman"/>
+          <w:sz w:val="28"/>
+          <w:szCs w:val="28"/>
+        </w:rPr>
+        <w:t xml:space="preserve"> </w:t>
+      </w:r>
+      <w:hyperlink r:id="rId4" w:history="1">
+        <w:r>
+          <w:rPr>
+            <w:rStyle w:val="a3"/>
+            <w:rFonts w:ascii="Times New Roman" w:hAnsi="Times New Roman" w:cs="Times New Roman"/>
+            <w:sz w:val="28"/>
+            <w:szCs w:val="28"/>
+          </w:rPr>
+          <w:t>https://github.com/juice-shop/juice-shop.git</w:t>
+        </w:r>
+      </w:hyperlink>
+      <w:r>
+        <w:rPr>
+          <w:rFonts w:ascii="Times New Roman" w:hAnsi="Times New Roman" w:cs="Times New Roman"/>
+          <w:sz w:val="28"/>
+          <w:szCs w:val="28"/>
+        </w:rPr>
+        <w:t xml:space="preserve"> </w:t>
+      </w:r>
+    </w:p>
+    <w:p>
+      <w:pPr>
+        <w:jc w:val="both"/>
+        <w:rPr>
+          <w:rFonts w:ascii="Times New Roman" w:hAnsi="Times New Roman" w:cs="Times New Roman"/>
+          <w:sz w:val="28"/>
+          <w:szCs w:val="28"/>
+        </w:rPr>
+      </w:pPr>
+      <w:r>
+        <w:rPr>
+          <w:rFonts w:ascii="Times New Roman" w:hAnsi="Times New Roman" w:cs="Times New Roman"/>
+          <w:sz w:val="28"/>
+          <w:szCs w:val="28"/>
+        </w:rPr>
+        <w:drawing>
+          <wp:inline distT="0" distB="0" distL="0" distR="0" wp14:anchorId="573B3926" wp14:editId="04339852">
+            <wp:extent cx="6120765" cy="1268730"/>
+            <wp:effectExtent l="0" t="0" r="0" b="7620"/>
+            <wp:docPr id="1" name="Рисунок 1"/>
+            <wp:cNvGraphicFramePr>
+              <a:graphicFrameLocks xmlns:a="http://schemas.openxmlformats.org/drawingml/2006/main" noChangeAspect="1"/>
+            </wp:cNvGraphicFramePr>
+            <a:graphic xmlns:a="http://schemas.openxmlformats.org/drawingml/2006/main">
+              <a:graphicData uri="http://schemas.openxmlformats.org/drawingml/2006/picture">
+                <pic:pic xmlns:pic="http://schemas.openxmlformats.org/drawingml/2006/picture">
+                  <pic:nvPicPr>
+                    <pic:cNvPr id="1" name=""/>
+                    <pic:cNvPicPr/>
+                  </pic:nvPicPr>
+                  <pic:blipFill>
+                    <a:blip r:embed="rId5"/>
+                    <a:stretch>
+                      <a:fillRect/>
+                    </a:stretch>
+                  </pic:blipFill>
+                  <pic:spPr>
+                    <a:xfrm>
+                      <a:off x="0" y="0"/>
+                      <a:ext cx="6120765" cy="1268730"/>
+                    </a:xfrm>
+                    <a:prstGeom prst="rect">
+                      <a:avLst/>
+                    </a:prstGeom>
+                  </pic:spPr>
+                </pic:pic>
+              </a:graphicData>
+            </a:graphic>
+          </wp:inline>
+        </w:drawing>
+      </w:r>
+    </w:p>
+    <w:p>
+      <w:pPr>
+        <w:jc w:val="both"/>
+        <w:rPr>
+          <w:rFonts w:ascii="Times New Roman" w:hAnsi="Times New Roman" w:cs="Times New Roman"/>
+          <w:sz w:val="28"/>
+          <w:szCs w:val="28"/>
+        </w:rPr>
+      </w:pPr>
+      <w:r>
+        <w:rPr>
+          <w:rFonts w:ascii="Times New Roman" w:hAnsi="Times New Roman" w:cs="Times New Roman"/>
+          <w:sz w:val="28"/>
+          <w:szCs w:val="28"/>
+        </w:rPr>
+        <w:t xml:space="preserve">cd </w:t>
+      </w:r>
+      <w:proofErr w:type="spellStart"/>
+      <w:r>
+        <w:rPr>
+          <w:rFonts w:ascii="Times New Roman" w:hAnsi="Times New Roman" w:cs="Times New Roman"/>
+          <w:sz w:val="28"/>
+          <w:szCs w:val="28"/>
+        </w:rPr>
+        <w:t>juice-shop</w:t>
+      </w:r>
+      <w:proofErr w:type="spellEnd"/>
+      <w:r>
+        <w:rPr>
+          <w:rFonts w:ascii="Times New Roman" w:hAnsi="Times New Roman" w:cs="Times New Roman"/>
+          <w:sz w:val="28"/>
+          <w:szCs w:val="28"/>
+        </w:rPr>
+        <w:t xml:space="preserve"> </w:t>
+      </w:r>
+    </w:p>
+    <w:p>
+      <w:pPr>
+        <w:jc w:val="both"/>
+        <w:rPr>
+          <w:rFonts w:ascii="Times New Roman" w:hAnsi="Times New Roman" w:cs="Times New Roman"/>
+          <w:sz w:val="28"/>
+          <w:szCs w:val="28"/>
+        </w:rPr>
+      </w:pPr>
+      <w:proofErr w:type="spellStart"/>
+      <w:r>
+        <w:rPr>
+          <w:rFonts w:ascii="Times New Roman" w:hAnsi="Times New Roman" w:cs="Times New Roman"/>
+          <w:sz w:val="28"/>
+          <w:szCs w:val="28"/>
+        </w:rPr>
+        <w:t>npm</w:t>
+      </w:r>
+      <w:proofErr w:type="spellEnd"/>
+      <w:r>
+        <w:rPr>
+          <w:rFonts w:ascii="Times New Roman" w:hAnsi="Times New Roman" w:cs="Times New Roman"/>
+          <w:sz w:val="28"/>
+          <w:szCs w:val="28"/>
+        </w:rPr>
+        <w:t xml:space="preserve"> </w:t>
+      </w:r>
+      <w:proofErr w:type="spellStart"/>
+      <w:r>
+        <w:rPr>
+          <w:rFonts w:ascii="Times New Roman" w:hAnsi="Times New Roman" w:cs="Times New Roman"/>
+          <w:sz w:val="28"/>
+          <w:szCs w:val="28"/>
+        </w:rPr>
+        <w:t>install</w:t>
+      </w:r>
+      <w:proofErr w:type="spellEnd"/>
+      <w:r>
+        <w:rPr>
+          <w:rFonts w:ascii="Times New Roman" w:hAnsi="Times New Roman" w:cs="Times New Roman"/>
+          <w:sz w:val="28"/>
+          <w:szCs w:val="28"/>
+        </w:rPr>
+        <w:t xml:space="preserve"> </w:t>
+      </w:r>
+    </w:p>
+    <w:p>
+      <w:pPr>
+        <w:jc w:val="both"/>
+        <w:rPr>
+          <w:rFonts w:ascii="Times New Roman" w:hAnsi="Times New Roman" w:cs="Times New Roman"/>
+          <w:sz w:val="28"/>
+          <w:szCs w:val="28"/>
+        </w:rPr>
+      </w:pPr>
+      <w:proofErr w:type="spellStart"/>
+      <w:r>
+        <w:rPr>
+          <w:rFonts w:ascii="Times New Roman" w:hAnsi="Times New Roman" w:cs="Times New Roman"/>
+          <w:sz w:val="28"/>
+          <w:szCs w:val="28"/>
+        </w:rPr>
+        <w:t>npm</w:t>
+      </w:r>
+      <w:proofErr w:type="spellEnd"/>
+      <w:r>
+        <w:rPr>
+          <w:rFonts w:ascii="Times New Roman" w:hAnsi="Times New Roman" w:cs="Times New Roman"/>
+          <w:sz w:val="28"/>
+          <w:szCs w:val="28"/>
+        </w:rPr>
+        <w:t xml:space="preserve"> </w:t>
+      </w:r>
+      <w:proofErr w:type="spellStart"/>
+      <w:r>
+        <w:rPr>
+          <w:rFonts w:ascii="Times New Roman" w:hAnsi="Times New Roman" w:cs="Times New Roman"/>
+          <w:sz w:val="28"/>
+          <w:szCs w:val="28"/>
+        </w:rPr>
+        <w:t>start</w:t>
+      </w:r>
+      <w:proofErr w:type="spellEnd"/>
+      <w:r>
+        <w:rPr>
+          <w:rFonts w:ascii="Times New Roman" w:hAnsi="Times New Roman" w:cs="Times New Roman"/>
+          <w:sz w:val="28"/>
+          <w:szCs w:val="28"/>
+        </w:rPr>
+        <w:t xml:space="preserve"> </w:t>
+      </w:r>
+    </w:p>
+    <w:p>
+      <w:pPr>
+        <w:jc w:val="both"/>
+        <w:rPr>
+          <w:rFonts w:ascii="Times New Roman" w:hAnsi="Times New Roman" w:cs="Times New Roman"/>
+          <w:sz w:val="28"/>
+          <w:szCs w:val="28"/>
+        </w:rPr>
+      </w:pPr>
+      <w:r>
+        <w:rPr>
+          <w:rFonts w:ascii="Times New Roman" w:hAnsi="Times New Roman" w:cs="Times New Roman"/>
+          <w:sz w:val="28"/>
+          <w:szCs w:val="28"/>
+        </w:rPr>
+        <w:drawing>
+          <wp:inline distT="0" distB="0" distL="0" distR="0" wp14:anchorId="33449003" wp14:editId="6BC7DFD2">
+            <wp:extent cx="6120765" cy="3193415"/>
+            <wp:effectExtent l="0" t="0" r="0" b="6985"/>
+            <wp:docPr id="2" name="Рисунок 2"/>
+            <wp:cNvGraphicFramePr>
+              <a:graphicFrameLocks xmlns:a="http://schemas.openxmlformats.org/drawingml/2006/main" noChangeAspect="1"/>
+            </wp:cNvGraphicFramePr>
+            <a:graphic xmlns:a="http://schemas.openxmlformats.org/drawingml/2006/main">
+              <a:graphicData uri="http://schemas.openxmlformats.org/drawingml/2006/picture">
+                <pic:pic xmlns:pic="http://schemas.openxmlformats.org/drawingml/2006/picture">
+                  <pic:nvPicPr>
+                    <pic:cNvPr id="1" name=""/>
+                    <pic:cNvPicPr/>
+                  </pic:nvPicPr>
+                  <pic:blipFill>
+                    <a:blip r:embed="rId6"/>
+                    <a:stretch>
+                      <a:fillRect/>
+                    </a:stretch>
+                  </pic:blipFill>
+                  <pic:spPr>
+                    <a:xfrm>
+                      <a:off x="0" y="0"/>
+                      <a:ext cx="6120765" cy="3193415"/>
+                    </a:xfrm>
+                    <a:prstGeom prst="rect">
+                      <a:avLst/>
+                    </a:prstGeom>
+                  </pic:spPr>
+                </pic:pic>
+              </a:graphicData>
+            </a:graphic>
+          </wp:inline>
+        </w:drawing>
+      </w:r>
+    </w:p>
+    <w:p>
+      <w:pPr>
+        <w:jc w:val="both"/>
+        <w:rPr>
+          <w:rFonts w:ascii="Times New Roman" w:hAnsi="Times New Roman" w:cs="Times New Roman"/>
+          <w:sz w:val="28"/>
+          <w:szCs w:val="28"/>
+        </w:rPr>
+      </w:pPr>
+      <w:r>
+        <w:rPr>
+          <w:rFonts w:ascii="Times New Roman" w:hAnsi="Times New Roman" w:cs="Times New Roman"/>
+          <w:sz w:val="28"/>
+          <w:szCs w:val="28"/>
+        </w:rPr>
+        <w:t xml:space="preserve">2. Відкрийте додаток у браузері: </w:t>
+      </w:r>
+    </w:p>
+    <w:p>
+      <w:pPr>
+        <w:jc w:val="both"/>
+        <w:rPr>
+          <w:rFonts w:ascii="Times New Roman" w:hAnsi="Times New Roman" w:cs="Times New Roman"/>
+          <w:sz w:val="28"/>
+          <w:szCs w:val="28"/>
+        </w:rPr>
+      </w:pPr>
+      <w:hyperlink r:id="rId7" w:history="1">
+        <w:r>
+          <w:rPr>
+            <w:rStyle w:val="a3"/>
+            <w:rFonts w:ascii="Times New Roman" w:hAnsi="Times New Roman" w:cs="Times New Roman"/>
+            <w:sz w:val="28"/>
+            <w:szCs w:val="28"/>
+          </w:rPr>
+          <w:t>http://localhost:3000</w:t>
+        </w:r>
+      </w:hyperlink>
+      <w:r>
+        <w:rPr>
+          <w:rFonts w:ascii="Times New Roman" w:hAnsi="Times New Roman" w:cs="Times New Roman"/>
+          <w:sz w:val="28"/>
+          <w:szCs w:val="28"/>
+        </w:rPr>
+        <w:t xml:space="preserve"> </w:t>
+      </w:r>
+    </w:p>
+    <w:p>
+      <w:pPr>
+        <w:jc w:val="both"/>
+        <w:rPr>
+          <w:rFonts w:ascii="Times New Roman" w:hAnsi="Times New Roman" w:cs="Times New Roman"/>
+          <w:sz w:val="28"/>
+          <w:szCs w:val="28"/>
+        </w:rPr>
+      </w:pPr>
+      <w:r>
+        <w:rPr>
+          <w:rFonts w:ascii="Times New Roman" w:hAnsi="Times New Roman" w:cs="Times New Roman"/>
+          <w:sz w:val="28"/>
+          <w:szCs w:val="28"/>
+        </w:rPr>
+        <w:t xml:space="preserve">2. Ознайомлення з інтерфейсом </w:t>
+      </w:r>
+    </w:p>
+    <w:p>
+      <w:pPr>
+        <w:jc w:val="both"/>
+        <w:rPr>
+          <w:rFonts w:ascii="Times New Roman" w:hAnsi="Times New Roman" w:cs="Times New Roman"/>
+          <w:sz w:val="28"/>
+          <w:szCs w:val="28"/>
+        </w:rPr>
+      </w:pPr>
+      <w:r>
+        <w:rPr>
+          <w:rFonts w:ascii="Times New Roman" w:hAnsi="Times New Roman" w:cs="Times New Roman"/>
+          <w:sz w:val="28"/>
+          <w:szCs w:val="28"/>
+        </w:rPr>
+        <w:t xml:space="preserve">Проаналізуйте: </w:t>
+      </w:r>
+    </w:p>
+    <w:p>
+      <w:pPr>
+        <w:jc w:val="both"/>
+        <w:rPr>
+          <w:rFonts w:ascii="Times New Roman" w:hAnsi="Times New Roman" w:cs="Times New Roman"/>
+          <w:sz w:val="28"/>
+          <w:szCs w:val="28"/>
+        </w:rPr>
+      </w:pPr>
+      <w:r>
+        <w:rPr>
+          <w:rFonts w:ascii="Times New Roman" w:hAnsi="Times New Roman" w:cs="Times New Roman"/>
+          <w:sz w:val="28"/>
+          <w:szCs w:val="28"/>
+        </w:rPr>
+        <w:t xml:space="preserve">● структуру веб-додатку; </w:t>
+      </w:r>
+    </w:p>
+    <w:p>
+      <w:pPr>
+        <w:jc w:val="both"/>
+        <w:rPr>
+          <w:rFonts w:ascii="Times New Roman" w:hAnsi="Times New Roman" w:cs="Times New Roman"/>
+          <w:sz w:val="28"/>
+          <w:szCs w:val="28"/>
+        </w:rPr>
+      </w:pPr>
+      <w:r>
+        <w:rPr>
+          <w:rFonts w:ascii="Times New Roman" w:hAnsi="Times New Roman" w:cs="Times New Roman"/>
+          <w:sz w:val="28"/>
+          <w:szCs w:val="28"/>
+        </w:rPr>
+        <w:t xml:space="preserve">● основні функції (реєстрація, логін, покупки); </w:t>
+      </w:r>
+    </w:p>
+    <w:p>
+      <w:pPr>
+        <w:jc w:val="both"/>
+        <w:rPr>
+          <w:rFonts w:ascii="Times New Roman" w:hAnsi="Times New Roman" w:cs="Times New Roman"/>
+          <w:sz w:val="28"/>
+          <w:szCs w:val="28"/>
+        </w:rPr>
+      </w:pPr>
+      <w:r>
+        <w:rPr>
+          <w:rFonts w:ascii="Times New Roman" w:hAnsi="Times New Roman" w:cs="Times New Roman"/>
+          <w:sz w:val="28"/>
+          <w:szCs w:val="28"/>
+        </w:rPr>
+        <w:t>● механізм підказок (</w:t>
+      </w:r>
+      <w:proofErr w:type="spellStart"/>
+      <w:r>
+        <w:rPr>
+          <w:rFonts w:ascii="Times New Roman" w:hAnsi="Times New Roman" w:cs="Times New Roman"/>
+          <w:sz w:val="28"/>
+          <w:szCs w:val="28"/>
+        </w:rPr>
+        <w:t>Score</w:t>
+      </w:r>
+      <w:proofErr w:type="spellEnd"/>
+      <w:r>
+        <w:rPr>
+          <w:rFonts w:ascii="Times New Roman" w:hAnsi="Times New Roman" w:cs="Times New Roman"/>
+          <w:sz w:val="28"/>
+          <w:szCs w:val="28"/>
+        </w:rPr>
+        <w:t xml:space="preserve"> </w:t>
+      </w:r>
+      <w:proofErr w:type="spellStart"/>
+      <w:r>
+        <w:rPr>
+          <w:rFonts w:ascii="Times New Roman" w:hAnsi="Times New Roman" w:cs="Times New Roman"/>
+          <w:sz w:val="28"/>
+          <w:szCs w:val="28"/>
+        </w:rPr>
+        <w:t>Board</w:t>
+      </w:r>
+      <w:proofErr w:type="spellEnd"/>
+      <w:r>
+        <w:rPr>
+          <w:rFonts w:ascii="Times New Roman" w:hAnsi="Times New Roman" w:cs="Times New Roman"/>
+          <w:sz w:val="28"/>
+          <w:szCs w:val="28"/>
+        </w:rPr>
+        <w:t xml:space="preserve">). </w:t>
+      </w:r>
+    </w:p>
+    <w:p>
+      <w:pPr>
+        <w:jc w:val="both"/>
+        <w:rPr>
+          <w:rFonts w:ascii="Times New Roman" w:hAnsi="Times New Roman" w:cs="Times New Roman"/>
+          <w:sz w:val="28"/>
+          <w:szCs w:val="28"/>
+        </w:rPr>
+      </w:pPr>
+      <w:r>
+        <w:rPr>
+          <w:rFonts w:ascii="Times New Roman" w:hAnsi="Times New Roman" w:cs="Times New Roman"/>
+          <w:sz w:val="28"/>
+          <w:szCs w:val="28"/>
+        </w:rPr>
+        <w:lastRenderedPageBreak/>
+        <w:drawing>
+          <wp:inline distT="0" distB="0" distL="0" distR="0" wp14:anchorId="776D7D9A" wp14:editId="684AF0C4">
+            <wp:extent cx="6120765" cy="7360285"/>
+            <wp:effectExtent l="0" t="0" r="0" b="0"/>
+            <wp:docPr id="3" name="Рисунок 3"/>
+            <wp:cNvGraphicFramePr>
+              <a:graphicFrameLocks xmlns:a="http://schemas.openxmlformats.org/drawingml/2006/main" noChangeAspect="1"/>
+            </wp:cNvGraphicFramePr>
+            <a:graphic xmlns:a="http://schemas.openxmlformats.org/drawingml/2006/main">
+              <a:graphicData uri="http://schemas.openxmlformats.org/drawingml/2006/picture">
+                <pic:pic xmlns:pic="http://schemas.openxmlformats.org/drawingml/2006/picture">
+                  <pic:nvPicPr>
+                    <pic:cNvPr id="1" name=""/>
+                    <pic:cNvPicPr/>
+                  </pic:nvPicPr>
+                  <pic:blipFill>
+                    <a:blip r:embed="rId8"/>
+                    <a:stretch>
+                      <a:fillRect/>
+                    </a:stretch>
+                  </pic:blipFill>
+                  <pic:spPr>
+                    <a:xfrm>
+                      <a:off x="0" y="0"/>
+                      <a:ext cx="6120765" cy="7360285"/>
+                    </a:xfrm>
+                    <a:prstGeom prst="rect">
+                      <a:avLst/>
+                    </a:prstGeom>
+                  </pic:spPr>
+                </pic:pic>
+              </a:graphicData>
+            </a:graphic>
+          </wp:inline>
+        </w:drawing>
+      </w:r>
+    </w:p>
+    <w:p>
+      <w:pPr>
+        <w:jc w:val="both"/>
+        <w:rPr>
+          <w:rFonts w:ascii="Times New Roman" w:hAnsi="Times New Roman" w:cs="Times New Roman"/>
+          <w:sz w:val="28"/>
+          <w:szCs w:val="28"/>
+        </w:rPr>
+      </w:pPr>
+      <w:r>
+        <w:rPr>
+          <w:rFonts w:ascii="Times New Roman" w:hAnsi="Times New Roman" w:cs="Times New Roman"/>
+          <w:sz w:val="28"/>
+          <w:szCs w:val="28"/>
+        </w:rPr>
+        <w:lastRenderedPageBreak/>
+        <w:drawing>
+          <wp:inline distT="0" distB="0" distL="0" distR="0" wp14:anchorId="67FB6AA8" wp14:editId="2E880AF3">
+            <wp:extent cx="6120765" cy="7225030"/>
+            <wp:effectExtent l="0" t="0" r="0" b="0"/>
+            <wp:docPr id="4" name="Рисунок 4"/>
+            <wp:cNvGraphicFramePr>
+              <a:graphicFrameLocks xmlns:a="http://schemas.openxmlformats.org/drawingml/2006/main" noChangeAspect="1"/>
+            </wp:cNvGraphicFramePr>
+            <a:graphic xmlns:a="http://schemas.openxmlformats.org/drawingml/2006/main">
+              <a:graphicData uri="http://schemas.openxmlformats.org/drawingml/2006/picture">
+                <pic:pic xmlns:pic="http://schemas.openxmlformats.org/drawingml/2006/picture">
+                  <pic:nvPicPr>
+                    <pic:cNvPr id="1" name=""/>
+                    <pic:cNvPicPr/>
+                  </pic:nvPicPr>
+                  <pic:blipFill>
+                    <a:blip r:embed="rId9"/>
+                    <a:stretch>
+                      <a:fillRect/>
+                    </a:stretch>
+                  </pic:blipFill>
+                  <pic:spPr>
+                    <a:xfrm>
+                      <a:off x="0" y="0"/>
+                      <a:ext cx="6120765" cy="7225030"/>
+                    </a:xfrm>
+                    <a:prstGeom prst="rect">
+                      <a:avLst/>
+                    </a:prstGeom>
+                  </pic:spPr>
+                </pic:pic>
+              </a:graphicData>
+            </a:graphic>
+          </wp:inline>
+        </w:drawing>
+      </w:r>
+    </w:p>
+    <w:p>
+      <w:pPr>
+        <w:jc w:val="both"/>
+        <w:rPr>
+          <w:rFonts w:ascii="Times New Roman" w:hAnsi="Times New Roman" w:cs="Times New Roman"/>
+          <w:sz w:val="28"/>
+          <w:szCs w:val="28"/>
+        </w:rPr>
+      </w:pPr>
+      <w:r>
+        <w:rPr>
+          <w:rFonts w:ascii="Times New Roman" w:hAnsi="Times New Roman" w:cs="Times New Roman"/>
+          <w:sz w:val="28"/>
+          <w:szCs w:val="28"/>
+        </w:rPr>
+        <w:t xml:space="preserve">3. Виконання практичних завдань </w:t>
+      </w:r>
+    </w:p>
+    <w:p>
+      <w:pPr>
+        <w:jc w:val="both"/>
+        <w:rPr>
+          <w:rFonts w:ascii="Times New Roman" w:hAnsi="Times New Roman" w:cs="Times New Roman"/>
+          <w:sz w:val="28"/>
+          <w:szCs w:val="28"/>
+        </w:rPr>
+      </w:pPr>
+      <w:r>
+        <w:rPr>
+          <w:rFonts w:ascii="Times New Roman" w:hAnsi="Times New Roman" w:cs="Times New Roman"/>
+          <w:sz w:val="28"/>
+          <w:szCs w:val="28"/>
+        </w:rPr>
+        <w:t xml:space="preserve">Студент повинен виконати серію завдань (мінімум 5–8), наприклад: </w:t>
+      </w:r>
+    </w:p>
+    <w:p>
+      <w:pPr>
+        <w:jc w:val="both"/>
+        <w:rPr>
+          <w:rFonts w:ascii="Times New Roman" w:hAnsi="Times New Roman" w:cs="Times New Roman"/>
+          <w:sz w:val="28"/>
+          <w:szCs w:val="28"/>
+        </w:rPr>
+      </w:pPr>
+      <w:r>
+        <w:rPr>
+          <w:rFonts w:ascii="Times New Roman" w:hAnsi="Times New Roman" w:cs="Times New Roman"/>
+          <w:sz w:val="28"/>
+          <w:szCs w:val="28"/>
+        </w:rPr>
+        <w:t xml:space="preserve">Завдання 1. Аналіз автентифікації </w:t>
+      </w:r>
+    </w:p>
+    <w:p>
+      <w:pPr>
+        <w:jc w:val="both"/>
+        <w:rPr>
+          <w:rFonts w:ascii="Times New Roman" w:hAnsi="Times New Roman" w:cs="Times New Roman"/>
+          <w:sz w:val="28"/>
+          <w:szCs w:val="28"/>
+        </w:rPr>
+      </w:pPr>
+      <w:r>
+        <w:rPr>
+          <w:rFonts w:ascii="Times New Roman" w:hAnsi="Times New Roman" w:cs="Times New Roman"/>
+          <w:sz w:val="28"/>
+          <w:szCs w:val="28"/>
+        </w:rPr>
+        <w:t xml:space="preserve">● проаналізуйте форму логіну; </w:t>
+      </w:r>
+    </w:p>
+    <w:p>
+      <w:pPr>
+        <w:jc w:val="both"/>
+        <w:rPr>
+          <w:rFonts w:ascii="Times New Roman" w:hAnsi="Times New Roman" w:cs="Times New Roman"/>
+          <w:sz w:val="28"/>
+          <w:szCs w:val="28"/>
+        </w:rPr>
+      </w:pPr>
+      <w:r>
+        <w:rPr>
+          <w:rFonts w:ascii="Times New Roman" w:hAnsi="Times New Roman" w:cs="Times New Roman"/>
+          <w:sz w:val="28"/>
+          <w:szCs w:val="28"/>
+        </w:rPr>
+        <w:t xml:space="preserve">● спробуйте обійти автентифікацію (SQL </w:t>
+      </w:r>
+      <w:proofErr w:type="spellStart"/>
+      <w:r>
+        <w:rPr>
+          <w:rFonts w:ascii="Times New Roman" w:hAnsi="Times New Roman" w:cs="Times New Roman"/>
+          <w:sz w:val="28"/>
+          <w:szCs w:val="28"/>
+        </w:rPr>
+        <w:t>Injection</w:t>
+      </w:r>
+      <w:proofErr w:type="spellEnd"/>
+      <w:r>
+        <w:rPr>
+          <w:rFonts w:ascii="Times New Roman" w:hAnsi="Times New Roman" w:cs="Times New Roman"/>
+          <w:sz w:val="28"/>
+          <w:szCs w:val="28"/>
+        </w:rPr>
+        <w:t>).</w:t>
+      </w:r>
+    </w:p>
+    <w:p>
+      <w:pPr>
+        <w:jc w:val="both"/>
+        <w:rPr>
+          <w:rFonts w:ascii="Times New Roman" w:hAnsi="Times New Roman" w:cs="Times New Roman"/>
+          <w:sz w:val="28"/>
+          <w:szCs w:val="28"/>
+        </w:rPr>
+      </w:pPr>
+      <w:r>
+        <w:rPr>
+          <w:rFonts w:ascii="Times New Roman" w:hAnsi="Times New Roman" w:cs="Times New Roman"/>
+          <w:sz w:val="28"/>
+          <w:szCs w:val="28"/>
+        </w:rPr>
+        <w:lastRenderedPageBreak/>
+        <w:drawing>
+          <wp:inline distT="0" distB="0" distL="0" distR="0" wp14:anchorId="16469EC3" wp14:editId="18A8A7B8">
+            <wp:extent cx="4791744" cy="7201905"/>
+            <wp:effectExtent l="0" t="0" r="8890" b="0"/>
+            <wp:docPr id="5" name="Рисунок 5"/>
+            <wp:cNvGraphicFramePr>
+              <a:graphicFrameLocks xmlns:a="http://schemas.openxmlformats.org/drawingml/2006/main" noChangeAspect="1"/>
+            </wp:cNvGraphicFramePr>
+            <a:graphic xmlns:a="http://schemas.openxmlformats.org/drawingml/2006/main">
+              <a:graphicData uri="http://schemas.openxmlformats.org/drawingml/2006/picture">
+                <pic:pic xmlns:pic="http://schemas.openxmlformats.org/drawingml/2006/picture">
+                  <pic:nvPicPr>
+                    <pic:cNvPr id="1" name=""/>
+                    <pic:cNvPicPr/>
+                  </pic:nvPicPr>
+                  <pic:blipFill>
+                    <a:blip r:embed="rId10"/>
+                    <a:stretch>
+                      <a:fillRect/>
+                    </a:stretch>
+                  </pic:blipFill>
+                  <pic:spPr>
+                    <a:xfrm>
+                      <a:off x="0" y="0"/>
+                      <a:ext cx="4791744" cy="7201905"/>
+                    </a:xfrm>
+                    <a:prstGeom prst="rect">
+                      <a:avLst/>
+                    </a:prstGeom>
+                  </pic:spPr>
+                </pic:pic>
+              </a:graphicData>
+            </a:graphic>
+          </wp:inline>
+        </w:drawing>
+      </w:r>
+    </w:p>
+    <w:p>
+      <w:pPr>
+        <w:jc w:val="both"/>
+        <w:rPr>
+          <w:rFonts w:ascii="Times New Roman" w:hAnsi="Times New Roman" w:cs="Times New Roman"/>
+          <w:sz w:val="28"/>
+          <w:szCs w:val="28"/>
+        </w:rPr>
+      </w:pPr>
+      <w:r>
+        <w:rPr>
+          <w:rFonts w:ascii="Times New Roman" w:hAnsi="Times New Roman" w:cs="Times New Roman"/>
+          <w:sz w:val="28"/>
+          <w:szCs w:val="28"/>
+        </w:rPr>
+        <w:drawing>
+          <wp:inline distT="0" distB="0" distL="0" distR="0" wp14:anchorId="7A7AD101" wp14:editId="262C0BBD">
+            <wp:extent cx="5989839" cy="1341236"/>
+            <wp:effectExtent l="0" t="0" r="0" b="0"/>
+            <wp:docPr id="6" name="Рисунок 6"/>
+            <wp:cNvGraphicFramePr>
+              <a:graphicFrameLocks xmlns:a="http://schemas.openxmlformats.org/drawingml/2006/main" noChangeAspect="1"/>
+            </wp:cNvGraphicFramePr>
+            <a:graphic xmlns:a="http://schemas.openxmlformats.org/drawingml/2006/main">
+              <a:graphicData uri="http://schemas.openxmlformats.org/drawingml/2006/picture">
+                <pic:pic xmlns:pic="http://schemas.openxmlformats.org/drawingml/2006/picture">
+                  <pic:nvPicPr>
+                    <pic:cNvPr id="1" name=""/>
+                    <pic:cNvPicPr/>
+                  </pic:nvPicPr>
+                  <pic:blipFill>
+                    <a:blip r:embed="rId11"/>
+                    <a:stretch>
+                      <a:fillRect/>
+                    </a:stretch>
+                  </pic:blipFill>
+                  <pic:spPr>
+                    <a:xfrm>
+                      <a:off x="0" y="0"/>
+                      <a:ext cx="5989839" cy="1341236"/>
+                    </a:xfrm>
+                    <a:prstGeom prst="rect">
+                      <a:avLst/>
+                    </a:prstGeom>
+                  </pic:spPr>
+                </pic:pic>
+              </a:graphicData>
+            </a:graphic>
+          </wp:inline>
+        </w:drawing>
+      </w:r>
+      <w:r>
+        <w:rPr>
+          <w:rFonts w:ascii="Times New Roman" w:hAnsi="Times New Roman" w:cs="Times New Roman"/>
+          <w:sz w:val="28"/>
+          <w:szCs w:val="28"/>
+        </w:rPr>
+        <w:t xml:space="preserve"> </w:t>
+      </w:r>
+    </w:p>
+    <w:p>
+      <w:pPr>
+        <w:jc w:val="both"/>
+        <w:rPr>
+          <w:rFonts w:ascii="Times New Roman" w:hAnsi="Times New Roman" w:cs="Times New Roman"/>
+          <w:sz w:val="28"/>
+          <w:szCs w:val="28"/>
+        </w:rPr>
+      </w:pPr>
+      <w:r>
+        <w:rPr>
+          <w:rFonts w:ascii="Times New Roman" w:hAnsi="Times New Roman" w:cs="Times New Roman"/>
+          <w:sz w:val="28"/>
+          <w:szCs w:val="28"/>
+        </w:rPr>
+        <w:t xml:space="preserve">Завдання 2. XSS-атака </w:t>
+      </w:r>
+    </w:p>
+    <w:p>
+      <w:pPr>
+        <w:jc w:val="both"/>
+        <w:rPr>
+          <w:rFonts w:ascii="Times New Roman" w:hAnsi="Times New Roman" w:cs="Times New Roman"/>
+          <w:sz w:val="28"/>
+          <w:szCs w:val="28"/>
+        </w:rPr>
+      </w:pPr>
+      <w:r>
+        <w:rPr>
+          <w:rFonts w:ascii="Times New Roman" w:hAnsi="Times New Roman" w:cs="Times New Roman"/>
+          <w:sz w:val="28"/>
+          <w:szCs w:val="28"/>
+        </w:rPr>
+        <w:t xml:space="preserve">● знайдіть поле введення (наприклад, відгуки); </w:t>
+      </w:r>
+    </w:p>
+    <w:p>
+      <w:pPr>
+        <w:jc w:val="both"/>
+        <w:rPr>
+          <w:rFonts w:ascii="Times New Roman" w:hAnsi="Times New Roman" w:cs="Times New Roman"/>
+          <w:sz w:val="28"/>
+          <w:szCs w:val="28"/>
+        </w:rPr>
+      </w:pPr>
+      <w:r>
+        <w:rPr>
+          <w:rFonts w:ascii="Times New Roman" w:hAnsi="Times New Roman" w:cs="Times New Roman"/>
+          <w:sz w:val="28"/>
+          <w:szCs w:val="28"/>
+        </w:rPr>
+        <w:lastRenderedPageBreak/>
+        <w:t xml:space="preserve">● реалізуйте </w:t>
+      </w:r>
+      <w:proofErr w:type="spellStart"/>
+      <w:r>
+        <w:rPr>
+          <w:rFonts w:ascii="Times New Roman" w:hAnsi="Times New Roman" w:cs="Times New Roman"/>
+          <w:sz w:val="28"/>
+          <w:szCs w:val="28"/>
+        </w:rPr>
+        <w:t>reflected</w:t>
+      </w:r>
+      <w:proofErr w:type="spellEnd"/>
+      <w:r>
+        <w:rPr>
+          <w:rFonts w:ascii="Times New Roman" w:hAnsi="Times New Roman" w:cs="Times New Roman"/>
+          <w:sz w:val="28"/>
+          <w:szCs w:val="28"/>
+        </w:rPr>
+        <w:t xml:space="preserve"> або </w:t>
+      </w:r>
+      <w:proofErr w:type="spellStart"/>
+      <w:r>
+        <w:rPr>
+          <w:rFonts w:ascii="Times New Roman" w:hAnsi="Times New Roman" w:cs="Times New Roman"/>
+          <w:sz w:val="28"/>
+          <w:szCs w:val="28"/>
+        </w:rPr>
+        <w:t>stored</w:t>
+      </w:r>
+      <w:proofErr w:type="spellEnd"/>
+      <w:r>
+        <w:rPr>
+          <w:rFonts w:ascii="Times New Roman" w:hAnsi="Times New Roman" w:cs="Times New Roman"/>
+          <w:sz w:val="28"/>
+          <w:szCs w:val="28"/>
+        </w:rPr>
+        <w:t xml:space="preserve"> XSS. </w:t>
+      </w:r>
+    </w:p>
+    <w:p>
+      <w:pPr>
+        <w:jc w:val="both"/>
+        <w:rPr>
+          <w:rFonts w:ascii="Times New Roman" w:hAnsi="Times New Roman" w:cs="Times New Roman"/>
+          <w:sz w:val="28"/>
+          <w:szCs w:val="28"/>
+        </w:rPr>
+      </w:pPr>
+      <w:r>
+        <w:rPr>
+          <w:rFonts w:ascii="Times New Roman" w:hAnsi="Times New Roman" w:cs="Times New Roman"/>
+          <w:sz w:val="28"/>
+          <w:szCs w:val="28"/>
+        </w:rPr>
+        <w:drawing>
+          <wp:inline distT="0" distB="0" distL="0" distR="0" wp14:anchorId="71A24A4F" wp14:editId="4DFBE49C">
+            <wp:extent cx="6120765" cy="2494280"/>
+            <wp:effectExtent l="0" t="0" r="0" b="1270"/>
+            <wp:docPr id="13" name="Рисунок 13"/>
+            <wp:cNvGraphicFramePr>
+              <a:graphicFrameLocks xmlns:a="http://schemas.openxmlformats.org/drawingml/2006/main" noChangeAspect="1"/>
+            </wp:cNvGraphicFramePr>
+            <a:graphic xmlns:a="http://schemas.openxmlformats.org/drawingml/2006/main">
+              <a:graphicData uri="http://schemas.openxmlformats.org/drawingml/2006/picture">
+                <pic:pic xmlns:pic="http://schemas.openxmlformats.org/drawingml/2006/picture">
+                  <pic:nvPicPr>
+                    <pic:cNvPr id="1" name=""/>
+                    <pic:cNvPicPr/>
+                  </pic:nvPicPr>
+                  <pic:blipFill>
+                    <a:blip r:embed="rId12"/>
+                    <a:stretch>
+                      <a:fillRect/>
+                    </a:stretch>
+                  </pic:blipFill>
+                  <pic:spPr>
+                    <a:xfrm>
+                      <a:off x="0" y="0"/>
+                      <a:ext cx="6120765" cy="2494280"/>
+                    </a:xfrm>
+                    <a:prstGeom prst="rect">
+                      <a:avLst/>
+                    </a:prstGeom>
+                  </pic:spPr>
+                </pic:pic>
+              </a:graphicData>
+            </a:graphic>
+          </wp:inline>
+        </w:drawing>
+      </w:r>
+    </w:p>
+    <w:p>
+      <w:pPr>
+        <w:jc w:val="both"/>
+        <w:rPr>
+          <w:rFonts w:ascii="Times New Roman" w:hAnsi="Times New Roman" w:cs="Times New Roman"/>
+          <w:sz w:val="28"/>
+          <w:szCs w:val="28"/>
+        </w:rPr>
+      </w:pPr>
+      <w:r>
+        <w:rPr>
+          <w:rFonts w:ascii="Times New Roman" w:hAnsi="Times New Roman" w:cs="Times New Roman"/>
+          <w:sz w:val="28"/>
+          <w:szCs w:val="28"/>
+        </w:rPr>
+        <w:drawing>
+          <wp:inline distT="0" distB="0" distL="0" distR="0" wp14:anchorId="0921E4D5" wp14:editId="7F3A4E09">
+            <wp:extent cx="6120765" cy="704850"/>
+            <wp:effectExtent l="0" t="0" r="0" b="0"/>
+            <wp:docPr id="14" name="Рисунок 14"/>
+            <wp:cNvGraphicFramePr>
+              <a:graphicFrameLocks xmlns:a="http://schemas.openxmlformats.org/drawingml/2006/main" noChangeAspect="1"/>
+            </wp:cNvGraphicFramePr>
+            <a:graphic xmlns:a="http://schemas.openxmlformats.org/drawingml/2006/main">
+              <a:graphicData uri="http://schemas.openxmlformats.org/drawingml/2006/picture">
+                <pic:pic xmlns:pic="http://schemas.openxmlformats.org/drawingml/2006/picture">
+                  <pic:nvPicPr>
+                    <pic:cNvPr id="1" name=""/>
+                    <pic:cNvPicPr/>
+                  </pic:nvPicPr>
+                  <pic:blipFill>
+                    <a:blip r:embed="rId13"/>
+                    <a:stretch>
+                      <a:fillRect/>
+                    </a:stretch>
+                  </pic:blipFill>
+                  <pic:spPr>
+                    <a:xfrm>
+                      <a:off x="0" y="0"/>
+                      <a:ext cx="6120765" cy="704850"/>
+                    </a:xfrm>
+                    <a:prstGeom prst="rect">
+                      <a:avLst/>
+                    </a:prstGeom>
+                  </pic:spPr>
+                </pic:pic>
+              </a:graphicData>
+            </a:graphic>
+          </wp:inline>
+        </w:drawing>
+      </w:r>
       <w:bookmarkStart w:id="0" w:name="_GoBack"/>
       <w:bookmarkEnd w:id="0"/>
-      <w:r>
-        <w:rPr>
-          <w:rFonts w:ascii="Times New Roman" w:hAnsi="Times New Roman" w:cs="Times New Roman"/>
-          <w:sz w:val="32"/>
-          <w:szCs w:val="32"/>
-        </w:rPr>
-        <w:t>”</w:t>
-      </w:r>
-    </w:p>
-    <w:p>
-      <w:pPr>
-        <w:rPr>
-          <w:rFonts w:ascii="Times New Roman" w:hAnsi="Times New Roman" w:cs="Times New Roman"/>
-          <w:sz w:val="32"/>
-          <w:szCs w:val="32"/>
-        </w:rPr>
-      </w:pPr>
-    </w:p>
-    <w:p>
-      <w:pPr>
-        <w:jc w:val="center"/>
-        <w:rPr>
-          <w:rFonts w:ascii="Times New Roman" w:hAnsi="Times New Roman" w:cs="Times New Roman"/>
-          <w:sz w:val="32"/>
-          <w:szCs w:val="32"/>
-        </w:rPr>
-      </w:pPr>
-    </w:p>
-    <w:p>
-      <w:pPr>
-        <w:jc w:val="right"/>
-        <w:rPr>
-          <w:rFonts w:ascii="Times New Roman" w:hAnsi="Times New Roman" w:cs="Times New Roman"/>
-          <w:sz w:val="32"/>
-          <w:szCs w:val="32"/>
-        </w:rPr>
-      </w:pPr>
-      <w:r>
-        <w:rPr>
-          <w:rFonts w:ascii="Times New Roman" w:hAnsi="Times New Roman" w:cs="Times New Roman"/>
-          <w:sz w:val="32"/>
-          <w:szCs w:val="32"/>
-        </w:rPr>
-        <w:t>Виконав:</w:t>
-      </w:r>
-    </w:p>
-    <w:p>
-      <w:pPr>
-        <w:jc w:val="right"/>
-        <w:rPr>
-          <w:rFonts w:ascii="Times New Roman" w:hAnsi="Times New Roman" w:cs="Times New Roman"/>
-          <w:sz w:val="32"/>
-          <w:szCs w:val="32"/>
-        </w:rPr>
-      </w:pPr>
-      <w:r>
-        <w:rPr>
-          <w:rFonts w:ascii="Times New Roman" w:hAnsi="Times New Roman" w:cs="Times New Roman"/>
-          <w:sz w:val="32"/>
-          <w:szCs w:val="32"/>
-        </w:rPr>
-        <w:t xml:space="preserve">Студент. гр. ФеП-41 </w:t>
-      </w:r>
-      <w:proofErr w:type="spellStart"/>
-      <w:r>
-        <w:rPr>
-          <w:rFonts w:ascii="Times New Roman" w:hAnsi="Times New Roman" w:cs="Times New Roman"/>
-          <w:sz w:val="32"/>
-          <w:szCs w:val="32"/>
-        </w:rPr>
-        <w:t>Фіняк</w:t>
-      </w:r>
-      <w:proofErr w:type="spellEnd"/>
-      <w:r>
-        <w:rPr>
-          <w:rFonts w:ascii="Times New Roman" w:hAnsi="Times New Roman" w:cs="Times New Roman"/>
-          <w:sz w:val="32"/>
-          <w:szCs w:val="32"/>
-        </w:rPr>
-        <w:t xml:space="preserve"> Олег</w:t>
-      </w:r>
-    </w:p>
-    <w:p>
-      <w:pPr>
-        <w:jc w:val="right"/>
-        <w:rPr>
-          <w:rFonts w:ascii="Times New Roman" w:hAnsi="Times New Roman" w:cs="Times New Roman"/>
-          <w:sz w:val="32"/>
-          <w:szCs w:val="32"/>
-        </w:rPr>
-      </w:pPr>
-      <w:r>
-        <w:rPr>
-          <w:rFonts w:ascii="Times New Roman" w:hAnsi="Times New Roman" w:cs="Times New Roman"/>
-          <w:sz w:val="32"/>
-          <w:szCs w:val="32"/>
-        </w:rPr>
-        <w:t xml:space="preserve">Перевірив: </w:t>
-      </w:r>
-    </w:p>
-    <w:p>
-      <w:pPr>
-        <w:jc w:val="right"/>
-        <w:rPr>
-          <w:rFonts w:ascii="Times New Roman" w:hAnsi="Times New Roman" w:cs="Times New Roman"/>
-          <w:sz w:val="32"/>
-          <w:szCs w:val="32"/>
-        </w:rPr>
-      </w:pPr>
-      <w:r>
-        <w:rPr>
-          <w:rFonts w:ascii="Times New Roman" w:hAnsi="Times New Roman" w:cs="Times New Roman"/>
-          <w:sz w:val="32"/>
-          <w:szCs w:val="32"/>
-        </w:rPr>
-        <w:t>Павлик М.Р</w:t>
-      </w:r>
-      <w:r>
-        <w:rPr>
-          <w:rFonts w:ascii="Times New Roman" w:hAnsi="Times New Roman" w:cs="Times New Roman"/>
-          <w:sz w:val="32"/>
-          <w:szCs w:val="32"/>
-        </w:rPr>
-        <w:t>.</w:t>
-      </w:r>
-    </w:p>
-    <w:p>
-      <w:pPr>
-        <w:jc w:val="center"/>
-        <w:rPr>
-          <w:rFonts w:ascii="Times New Roman" w:hAnsi="Times New Roman" w:cs="Times New Roman"/>
-          <w:sz w:val="32"/>
-          <w:szCs w:val="32"/>
-        </w:rPr>
-      </w:pPr>
-    </w:p>
-    <w:p>
-      <w:pPr>
-        <w:jc w:val="center"/>
-        <w:rPr>
-          <w:rFonts w:ascii="Times New Roman" w:hAnsi="Times New Roman" w:cs="Times New Roman"/>
-          <w:sz w:val="32"/>
-          <w:szCs w:val="32"/>
-        </w:rPr>
-      </w:pPr>
-    </w:p>
-    <w:p>
-      <w:pPr>
-        <w:rPr>
-          <w:rFonts w:ascii="Times New Roman" w:hAnsi="Times New Roman" w:cs="Times New Roman"/>
-          <w:sz w:val="32"/>
-          <w:szCs w:val="32"/>
-        </w:rPr>
-      </w:pPr>
-    </w:p>
-    <w:p>
-      <w:pPr>
-        <w:rPr>
-          <w:rFonts w:ascii="Times New Roman" w:hAnsi="Times New Roman" w:cs="Times New Roman"/>
-          <w:sz w:val="32"/>
-          <w:szCs w:val="32"/>
-        </w:rPr>
-      </w:pPr>
-    </w:p>
-    <w:p>
-      <w:pPr>
-        <w:rPr>
-          <w:rFonts w:ascii="Times New Roman" w:hAnsi="Times New Roman" w:cs="Times New Roman"/>
-          <w:sz w:val="32"/>
-          <w:szCs w:val="32"/>
-        </w:rPr>
-      </w:pPr>
-    </w:p>
-    <w:p>
-      <w:pPr>
-        <w:rPr>
-          <w:rFonts w:ascii="Times New Roman" w:hAnsi="Times New Roman" w:cs="Times New Roman"/>
-          <w:sz w:val="32"/>
-          <w:szCs w:val="32"/>
-        </w:rPr>
-      </w:pPr>
-    </w:p>
-    <w:p>
-      <w:pPr>
-        <w:jc w:val="center"/>
-        <w:rPr>
-          <w:rFonts w:ascii="Times New Roman" w:hAnsi="Times New Roman" w:cs="Times New Roman"/>
-          <w:sz w:val="32"/>
-          <w:szCs w:val="32"/>
-        </w:rPr>
-      </w:pPr>
-      <w:r>
-        <w:rPr>
-          <w:rFonts w:ascii="Times New Roman" w:hAnsi="Times New Roman" w:cs="Times New Roman"/>
-          <w:sz w:val="32"/>
-          <w:szCs w:val="32"/>
-        </w:rPr>
-        <w:t>Львів – 2026</w:t>
+    </w:p>
+    <w:p>
+      <w:pPr>
+        <w:jc w:val="both"/>
+        <w:rPr>
+          <w:rFonts w:ascii="Times New Roman" w:hAnsi="Times New Roman" w:cs="Times New Roman"/>
+          <w:sz w:val="28"/>
+          <w:szCs w:val="28"/>
+        </w:rPr>
+      </w:pPr>
+      <w:r>
+        <w:rPr>
+          <w:rFonts w:ascii="Times New Roman" w:hAnsi="Times New Roman" w:cs="Times New Roman"/>
+          <w:sz w:val="28"/>
+          <w:szCs w:val="28"/>
+        </w:rPr>
+        <w:t xml:space="preserve">Завдання 3. </w:t>
+      </w:r>
+      <w:proofErr w:type="spellStart"/>
+      <w:r>
+        <w:rPr>
+          <w:rFonts w:ascii="Times New Roman" w:hAnsi="Times New Roman" w:cs="Times New Roman"/>
+          <w:sz w:val="28"/>
+          <w:szCs w:val="28"/>
+        </w:rPr>
+        <w:t>Broken</w:t>
+      </w:r>
+      <w:proofErr w:type="spellEnd"/>
+      <w:r>
+        <w:rPr>
+          <w:rFonts w:ascii="Times New Roman" w:hAnsi="Times New Roman" w:cs="Times New Roman"/>
+          <w:sz w:val="28"/>
+          <w:szCs w:val="28"/>
+        </w:rPr>
+        <w:t xml:space="preserve"> Access </w:t>
+      </w:r>
+      <w:proofErr w:type="spellStart"/>
+      <w:r>
+        <w:rPr>
+          <w:rFonts w:ascii="Times New Roman" w:hAnsi="Times New Roman" w:cs="Times New Roman"/>
+          <w:sz w:val="28"/>
+          <w:szCs w:val="28"/>
+        </w:rPr>
+        <w:t>Control</w:t>
+      </w:r>
+      <w:proofErr w:type="spellEnd"/>
+      <w:r>
+        <w:rPr>
+          <w:rFonts w:ascii="Times New Roman" w:hAnsi="Times New Roman" w:cs="Times New Roman"/>
+          <w:sz w:val="28"/>
+          <w:szCs w:val="28"/>
+        </w:rPr>
+        <w:t xml:space="preserve"> </w:t>
+      </w:r>
+    </w:p>
+    <w:p>
+      <w:pPr>
+        <w:jc w:val="both"/>
+        <w:rPr>
+          <w:rFonts w:ascii="Times New Roman" w:hAnsi="Times New Roman" w:cs="Times New Roman"/>
+          <w:sz w:val="28"/>
+          <w:szCs w:val="28"/>
+        </w:rPr>
+      </w:pPr>
+      <w:r>
+        <w:rPr>
+          <w:rFonts w:ascii="Times New Roman" w:hAnsi="Times New Roman" w:cs="Times New Roman"/>
+          <w:sz w:val="28"/>
+          <w:szCs w:val="28"/>
+        </w:rPr>
+        <w:t xml:space="preserve">● спробуйте отримати доступ до ресурсів без авторизації; </w:t>
+      </w:r>
+    </w:p>
+    <w:p>
+      <w:pPr>
+        <w:jc w:val="both"/>
+        <w:rPr>
+          <w:rFonts w:ascii="Times New Roman" w:hAnsi="Times New Roman" w:cs="Times New Roman"/>
+          <w:sz w:val="28"/>
+          <w:szCs w:val="28"/>
+        </w:rPr>
+      </w:pPr>
+      <w:r>
+        <w:rPr>
+          <w:rFonts w:ascii="Times New Roman" w:hAnsi="Times New Roman" w:cs="Times New Roman"/>
+          <w:sz w:val="28"/>
+          <w:szCs w:val="28"/>
+        </w:rPr>
+        <w:t xml:space="preserve">● змініть параметри запиту (IDOR). </w:t>
+      </w:r>
+    </w:p>
+    <w:p>
+      <w:pPr>
+        <w:jc w:val="both"/>
+        <w:rPr>
+          <w:rFonts w:ascii="Times New Roman" w:hAnsi="Times New Roman" w:cs="Times New Roman"/>
+          <w:sz w:val="28"/>
+          <w:szCs w:val="28"/>
+        </w:rPr>
+      </w:pPr>
+      <w:r>
+        <w:rPr>
+          <w:rFonts w:ascii="Times New Roman" w:hAnsi="Times New Roman" w:cs="Times New Roman"/>
+          <w:sz w:val="28"/>
+          <w:szCs w:val="28"/>
+        </w:rPr>
+        <w:drawing>
+          <wp:inline distT="0" distB="0" distL="0" distR="0" wp14:anchorId="56E3914E" wp14:editId="2D9B503B">
+            <wp:extent cx="6120765" cy="2877185"/>
+            <wp:effectExtent l="0" t="0" r="0" b="0"/>
+            <wp:docPr id="8" name="Рисунок 8"/>
+            <wp:cNvGraphicFramePr>
+              <a:graphicFrameLocks xmlns:a="http://schemas.openxmlformats.org/drawingml/2006/main" noChangeAspect="1"/>
+            </wp:cNvGraphicFramePr>
+            <a:graphic xmlns:a="http://schemas.openxmlformats.org/drawingml/2006/main">
+              <a:graphicData uri="http://schemas.openxmlformats.org/drawingml/2006/picture">
+                <pic:pic xmlns:pic="http://schemas.openxmlformats.org/drawingml/2006/picture">
+                  <pic:nvPicPr>
+                    <pic:cNvPr id="1" name=""/>
+                    <pic:cNvPicPr/>
+                  </pic:nvPicPr>
+                  <pic:blipFill>
+                    <a:blip r:embed="rId14"/>
+                    <a:stretch>
+                      <a:fillRect/>
+                    </a:stretch>
+                  </pic:blipFill>
+                  <pic:spPr>
+                    <a:xfrm>
+                      <a:off x="0" y="0"/>
+                      <a:ext cx="6120765" cy="2877185"/>
+                    </a:xfrm>
+                    <a:prstGeom prst="rect">
+                      <a:avLst/>
+                    </a:prstGeom>
+                  </pic:spPr>
+                </pic:pic>
+              </a:graphicData>
+            </a:graphic>
+          </wp:inline>
+        </w:drawing>
+      </w:r>
+    </w:p>
+    <w:p>
+      <w:pPr>
+        <w:jc w:val="both"/>
+        <w:rPr>
+          <w:rFonts w:ascii="Times New Roman" w:hAnsi="Times New Roman" w:cs="Times New Roman"/>
+          <w:sz w:val="28"/>
+          <w:szCs w:val="28"/>
+        </w:rPr>
+      </w:pPr>
+      <w:r>
+        <w:rPr>
+          <w:rFonts w:ascii="Times New Roman" w:hAnsi="Times New Roman" w:cs="Times New Roman"/>
+          <w:sz w:val="28"/>
+          <w:szCs w:val="28"/>
+        </w:rPr>
+        <w:t xml:space="preserve">Завдання 4. </w:t>
+      </w:r>
+      <w:proofErr w:type="spellStart"/>
+      <w:r>
+        <w:rPr>
+          <w:rFonts w:ascii="Times New Roman" w:hAnsi="Times New Roman" w:cs="Times New Roman"/>
+          <w:sz w:val="28"/>
+          <w:szCs w:val="28"/>
+        </w:rPr>
+        <w:t>Sensitive</w:t>
+      </w:r>
+      <w:proofErr w:type="spellEnd"/>
+      <w:r>
+        <w:rPr>
+          <w:rFonts w:ascii="Times New Roman" w:hAnsi="Times New Roman" w:cs="Times New Roman"/>
+          <w:sz w:val="28"/>
+          <w:szCs w:val="28"/>
+        </w:rPr>
+        <w:t xml:space="preserve"> </w:t>
+      </w:r>
+      <w:proofErr w:type="spellStart"/>
+      <w:r>
+        <w:rPr>
+          <w:rFonts w:ascii="Times New Roman" w:hAnsi="Times New Roman" w:cs="Times New Roman"/>
+          <w:sz w:val="28"/>
+          <w:szCs w:val="28"/>
+        </w:rPr>
+        <w:t>Data</w:t>
+      </w:r>
+      <w:proofErr w:type="spellEnd"/>
+      <w:r>
+        <w:rPr>
+          <w:rFonts w:ascii="Times New Roman" w:hAnsi="Times New Roman" w:cs="Times New Roman"/>
+          <w:sz w:val="28"/>
+          <w:szCs w:val="28"/>
+        </w:rPr>
+        <w:t xml:space="preserve"> </w:t>
+      </w:r>
+      <w:proofErr w:type="spellStart"/>
+      <w:r>
+        <w:rPr>
+          <w:rFonts w:ascii="Times New Roman" w:hAnsi="Times New Roman" w:cs="Times New Roman"/>
+          <w:sz w:val="28"/>
+          <w:szCs w:val="28"/>
+        </w:rPr>
+        <w:t>Exposure</w:t>
+      </w:r>
+      <w:proofErr w:type="spellEnd"/>
+      <w:r>
+        <w:rPr>
+          <w:rFonts w:ascii="Times New Roman" w:hAnsi="Times New Roman" w:cs="Times New Roman"/>
+          <w:sz w:val="28"/>
+          <w:szCs w:val="28"/>
+        </w:rPr>
+        <w:t xml:space="preserve"> </w:t>
+      </w:r>
+    </w:p>
+    <w:p>
+      <w:pPr>
+        <w:jc w:val="both"/>
+        <w:rPr>
+          <w:rFonts w:ascii="Times New Roman" w:hAnsi="Times New Roman" w:cs="Times New Roman"/>
+          <w:sz w:val="28"/>
+          <w:szCs w:val="28"/>
+        </w:rPr>
+      </w:pPr>
+      <w:r>
+        <w:rPr>
+          <w:rFonts w:ascii="Times New Roman" w:hAnsi="Times New Roman" w:cs="Times New Roman"/>
+          <w:sz w:val="28"/>
+          <w:szCs w:val="28"/>
+        </w:rPr>
+        <w:t xml:space="preserve">● знайдіть приховані дані (API, конфігурації); </w:t>
+      </w:r>
+    </w:p>
+    <w:p>
+      <w:pPr>
+        <w:jc w:val="both"/>
+        <w:rPr>
+          <w:rFonts w:ascii="Times New Roman" w:hAnsi="Times New Roman" w:cs="Times New Roman"/>
+          <w:sz w:val="28"/>
+          <w:szCs w:val="28"/>
+        </w:rPr>
+      </w:pPr>
+      <w:r>
+        <w:rPr>
+          <w:rFonts w:ascii="Times New Roman" w:hAnsi="Times New Roman" w:cs="Times New Roman"/>
+          <w:sz w:val="28"/>
+          <w:szCs w:val="28"/>
+        </w:rPr>
+        <w:t xml:space="preserve">● використайте </w:t>
+      </w:r>
+      <w:proofErr w:type="spellStart"/>
+      <w:r>
+        <w:rPr>
+          <w:rFonts w:ascii="Times New Roman" w:hAnsi="Times New Roman" w:cs="Times New Roman"/>
+          <w:sz w:val="28"/>
+          <w:szCs w:val="28"/>
+        </w:rPr>
+        <w:t>DevTools</w:t>
+      </w:r>
+      <w:proofErr w:type="spellEnd"/>
+      <w:r>
+        <w:rPr>
+          <w:rFonts w:ascii="Times New Roman" w:hAnsi="Times New Roman" w:cs="Times New Roman"/>
+          <w:sz w:val="28"/>
+          <w:szCs w:val="28"/>
+        </w:rPr>
+        <w:t xml:space="preserve">. </w:t>
+      </w:r>
+    </w:p>
+    <w:p>
+      <w:pPr>
+        <w:jc w:val="both"/>
+        <w:rPr>
+          <w:rFonts w:ascii="Times New Roman" w:hAnsi="Times New Roman" w:cs="Times New Roman"/>
+          <w:sz w:val="28"/>
+          <w:szCs w:val="28"/>
+          <w:lang w:val="en-US"/>
+        </w:rPr>
+      </w:pPr>
+      <w:r>
+        <w:rPr>
+          <w:rFonts w:ascii="Times New Roman" w:hAnsi="Times New Roman" w:cs="Times New Roman"/>
+          <w:sz w:val="28"/>
+          <w:szCs w:val="28"/>
+        </w:rPr>
+        <w:lastRenderedPageBreak/>
+        <w:drawing>
+          <wp:inline distT="0" distB="0" distL="0" distR="0" wp14:anchorId="65830A43" wp14:editId="1CCD0361">
+            <wp:extent cx="6120765" cy="2135505"/>
+            <wp:effectExtent l="0" t="0" r="0" b="0"/>
+            <wp:docPr id="9" name="Рисунок 9"/>
+            <wp:cNvGraphicFramePr>
+              <a:graphicFrameLocks xmlns:a="http://schemas.openxmlformats.org/drawingml/2006/main" noChangeAspect="1"/>
+            </wp:cNvGraphicFramePr>
+            <a:graphic xmlns:a="http://schemas.openxmlformats.org/drawingml/2006/main">
+              <a:graphicData uri="http://schemas.openxmlformats.org/drawingml/2006/picture">
+                <pic:pic xmlns:pic="http://schemas.openxmlformats.org/drawingml/2006/picture">
+                  <pic:nvPicPr>
+                    <pic:cNvPr id="1" name=""/>
+                    <pic:cNvPicPr/>
+                  </pic:nvPicPr>
+                  <pic:blipFill>
+                    <a:blip r:embed="rId15"/>
+                    <a:stretch>
+                      <a:fillRect/>
+                    </a:stretch>
+                  </pic:blipFill>
+                  <pic:spPr>
+                    <a:xfrm>
+                      <a:off x="0" y="0"/>
+                      <a:ext cx="6120765" cy="2135505"/>
+                    </a:xfrm>
+                    <a:prstGeom prst="rect">
+                      <a:avLst/>
+                    </a:prstGeom>
+                  </pic:spPr>
+                </pic:pic>
+              </a:graphicData>
+            </a:graphic>
+          </wp:inline>
+        </w:drawing>
+      </w:r>
+    </w:p>
+    <w:p>
+      <w:pPr>
+        <w:jc w:val="both"/>
+        <w:rPr>
+          <w:rFonts w:ascii="Times New Roman" w:hAnsi="Times New Roman" w:cs="Times New Roman"/>
+          <w:sz w:val="28"/>
+          <w:szCs w:val="28"/>
+        </w:rPr>
+      </w:pPr>
+      <w:r>
+        <w:rPr>
+          <w:rFonts w:ascii="Times New Roman" w:hAnsi="Times New Roman" w:cs="Times New Roman"/>
+          <w:sz w:val="28"/>
+          <w:szCs w:val="28"/>
+        </w:rPr>
+        <w:t xml:space="preserve">Завдання 5. API-аналіз </w:t>
+      </w:r>
+    </w:p>
+    <w:p>
+      <w:pPr>
+        <w:jc w:val="both"/>
+        <w:rPr>
+          <w:rFonts w:ascii="Times New Roman" w:hAnsi="Times New Roman" w:cs="Times New Roman"/>
+          <w:sz w:val="28"/>
+          <w:szCs w:val="28"/>
+        </w:rPr>
+      </w:pPr>
+      <w:r>
+        <w:rPr>
+          <w:rFonts w:ascii="Times New Roman" w:hAnsi="Times New Roman" w:cs="Times New Roman"/>
+          <w:sz w:val="28"/>
+          <w:szCs w:val="28"/>
+        </w:rPr>
+        <w:t xml:space="preserve">● перехопіть HTTP-запити через </w:t>
+      </w:r>
+      <w:proofErr w:type="spellStart"/>
+      <w:r>
+        <w:rPr>
+          <w:rFonts w:ascii="Times New Roman" w:hAnsi="Times New Roman" w:cs="Times New Roman"/>
+          <w:sz w:val="28"/>
+          <w:szCs w:val="28"/>
+        </w:rPr>
+        <w:t>Burp</w:t>
+      </w:r>
+      <w:proofErr w:type="spellEnd"/>
+      <w:r>
+        <w:rPr>
+          <w:rFonts w:ascii="Times New Roman" w:hAnsi="Times New Roman" w:cs="Times New Roman"/>
+          <w:sz w:val="28"/>
+          <w:szCs w:val="28"/>
+        </w:rPr>
+        <w:t xml:space="preserve"> </w:t>
+      </w:r>
+      <w:proofErr w:type="spellStart"/>
+      <w:r>
+        <w:rPr>
+          <w:rFonts w:ascii="Times New Roman" w:hAnsi="Times New Roman" w:cs="Times New Roman"/>
+          <w:sz w:val="28"/>
+          <w:szCs w:val="28"/>
+        </w:rPr>
+        <w:t>Suite</w:t>
+      </w:r>
+      <w:proofErr w:type="spellEnd"/>
+      <w:r>
+        <w:rPr>
+          <w:rFonts w:ascii="Times New Roman" w:hAnsi="Times New Roman" w:cs="Times New Roman"/>
+          <w:sz w:val="28"/>
+          <w:szCs w:val="28"/>
+        </w:rPr>
+        <w:t xml:space="preserve">; </w:t>
+      </w:r>
+    </w:p>
+    <w:p>
+      <w:pPr>
+        <w:jc w:val="both"/>
+        <w:rPr>
+          <w:rFonts w:ascii="Times New Roman" w:hAnsi="Times New Roman" w:cs="Times New Roman"/>
+          <w:sz w:val="28"/>
+          <w:szCs w:val="28"/>
+        </w:rPr>
+      </w:pPr>
+      <w:r>
+        <w:rPr>
+          <w:rFonts w:ascii="Times New Roman" w:hAnsi="Times New Roman" w:cs="Times New Roman"/>
+          <w:sz w:val="28"/>
+          <w:szCs w:val="28"/>
+        </w:rPr>
+        <w:t>● модифікуйте запити.</w:t>
+      </w:r>
+    </w:p>
+    <w:p>
+      <w:pPr>
+        <w:jc w:val="both"/>
+        <w:rPr>
+          <w:rFonts w:ascii="Times New Roman" w:hAnsi="Times New Roman" w:cs="Times New Roman"/>
+          <w:sz w:val="28"/>
+          <w:szCs w:val="28"/>
+        </w:rPr>
+      </w:pPr>
+      <w:r>
+        <w:rPr>
+          <w:rFonts w:ascii="Times New Roman" w:hAnsi="Times New Roman" w:cs="Times New Roman"/>
+          <w:sz w:val="28"/>
+          <w:szCs w:val="28"/>
+        </w:rPr>
+        <w:drawing>
+          <wp:inline distT="0" distB="0" distL="0" distR="0" wp14:anchorId="6F3DDFCF" wp14:editId="7B0F09AB">
+            <wp:extent cx="6120765" cy="2988310"/>
+            <wp:effectExtent l="0" t="0" r="0" b="2540"/>
+            <wp:docPr id="10" name="Рисунок 10"/>
+            <wp:cNvGraphicFramePr>
+              <a:graphicFrameLocks xmlns:a="http://schemas.openxmlformats.org/drawingml/2006/main" noChangeAspect="1"/>
+            </wp:cNvGraphicFramePr>
+            <a:graphic xmlns:a="http://schemas.openxmlformats.org/drawingml/2006/main">
+              <a:graphicData uri="http://schemas.openxmlformats.org/drawingml/2006/picture">
+                <pic:pic xmlns:pic="http://schemas.openxmlformats.org/drawingml/2006/picture">
+                  <pic:nvPicPr>
+                    <pic:cNvPr id="1" name=""/>
+                    <pic:cNvPicPr/>
+                  </pic:nvPicPr>
+                  <pic:blipFill>
+                    <a:blip r:embed="rId16"/>
+                    <a:stretch>
+                      <a:fillRect/>
+                    </a:stretch>
+                  </pic:blipFill>
+                  <pic:spPr>
+                    <a:xfrm>
+                      <a:off x="0" y="0"/>
+                      <a:ext cx="6120765" cy="2988310"/>
+                    </a:xfrm>
+                    <a:prstGeom prst="rect">
+                      <a:avLst/>
+                    </a:prstGeom>
+                  </pic:spPr>
+                </pic:pic>
+              </a:graphicData>
+            </a:graphic>
+          </wp:inline>
+        </w:drawing>
+      </w:r>
+    </w:p>
+    <w:p>
+      <w:pPr>
+        <w:jc w:val="both"/>
+        <w:rPr>
+          <w:rFonts w:ascii="Times New Roman" w:hAnsi="Times New Roman" w:cs="Times New Roman"/>
+          <w:sz w:val="28"/>
+          <w:szCs w:val="28"/>
+        </w:rPr>
+      </w:pPr>
+      <w:r>
+        <w:rPr>
+          <w:rFonts w:ascii="Times New Roman" w:hAnsi="Times New Roman" w:cs="Times New Roman"/>
+          <w:sz w:val="28"/>
+          <w:szCs w:val="28"/>
+        </w:rPr>
+        <w:drawing>
+          <wp:inline distT="0" distB="0" distL="0" distR="0" wp14:anchorId="35C81F29" wp14:editId="37878390">
+            <wp:extent cx="5377815" cy="2455417"/>
+            <wp:effectExtent l="0" t="0" r="0" b="2540"/>
+            <wp:docPr id="11" name="Рисунок 11"/>
+            <wp:cNvGraphicFramePr>
+              <a:graphicFrameLocks xmlns:a="http://schemas.openxmlformats.org/drawingml/2006/main" noChangeAspect="1"/>
+            </wp:cNvGraphicFramePr>
+            <a:graphic xmlns:a="http://schemas.openxmlformats.org/drawingml/2006/main">
+              <a:graphicData uri="http://schemas.openxmlformats.org/drawingml/2006/picture">
+                <pic:pic xmlns:pic="http://schemas.openxmlformats.org/drawingml/2006/picture">
+                  <pic:nvPicPr>
+                    <pic:cNvPr id="1" name=""/>
+                    <pic:cNvPicPr/>
+                  </pic:nvPicPr>
+                  <pic:blipFill>
+                    <a:blip r:embed="rId17"/>
+                    <a:stretch>
+                      <a:fillRect/>
+                    </a:stretch>
+                  </pic:blipFill>
+                  <pic:spPr>
+                    <a:xfrm>
+                      <a:off x="0" y="0"/>
+                      <a:ext cx="5383533" cy="2458028"/>
+                    </a:xfrm>
+                    <a:prstGeom prst="rect">
+                      <a:avLst/>
+                    </a:prstGeom>
+                  </pic:spPr>
+                </pic:pic>
+              </a:graphicData>
+            </a:graphic>
+          </wp:inline>
+        </w:drawing>
+      </w:r>
+    </w:p>
+    <w:p>
+      <w:pPr>
+        <w:jc w:val="both"/>
+        <w:rPr>
+          <w:rFonts w:ascii="Times New Roman" w:hAnsi="Times New Roman" w:cs="Times New Roman"/>
+          <w:sz w:val="28"/>
+          <w:szCs w:val="28"/>
+        </w:rPr>
+      </w:pPr>
+      <w:r>
+        <w:rPr>
+          <w:rFonts w:ascii="Times New Roman" w:hAnsi="Times New Roman" w:cs="Times New Roman"/>
+          <w:sz w:val="28"/>
+          <w:szCs w:val="28"/>
+        </w:rPr>
+        <w:lastRenderedPageBreak/>
+        <w:drawing>
+          <wp:inline distT="0" distB="0" distL="0" distR="0" wp14:anchorId="3BB2D72C" wp14:editId="10AD90AD">
+            <wp:extent cx="6120765" cy="2980690"/>
+            <wp:effectExtent l="0" t="0" r="0" b="0"/>
+            <wp:docPr id="12" name="Рисунок 12"/>
+            <wp:cNvGraphicFramePr>
+              <a:graphicFrameLocks xmlns:a="http://schemas.openxmlformats.org/drawingml/2006/main" noChangeAspect="1"/>
+            </wp:cNvGraphicFramePr>
+            <a:graphic xmlns:a="http://schemas.openxmlformats.org/drawingml/2006/main">
+              <a:graphicData uri="http://schemas.openxmlformats.org/drawingml/2006/picture">
+                <pic:pic xmlns:pic="http://schemas.openxmlformats.org/drawingml/2006/picture">
+                  <pic:nvPicPr>
+                    <pic:cNvPr id="1" name=""/>
+                    <pic:cNvPicPr/>
+                  </pic:nvPicPr>
+                  <pic:blipFill>
+                    <a:blip r:embed="rId18"/>
+                    <a:stretch>
+                      <a:fillRect/>
+                    </a:stretch>
+                  </pic:blipFill>
+                  <pic:spPr>
+                    <a:xfrm>
+                      <a:off x="0" y="0"/>
+                      <a:ext cx="6120765" cy="2980690"/>
+                    </a:xfrm>
+                    <a:prstGeom prst="rect">
+                      <a:avLst/>
+                    </a:prstGeom>
+                  </pic:spPr>
+                </pic:pic>
+              </a:graphicData>
+            </a:graphic>
+          </wp:inline>
+        </w:drawing>
+      </w:r>
+    </w:p>
+    <w:p>
+      <w:pPr>
+        <w:jc w:val="both"/>
+        <w:rPr>
+          <w:rFonts w:ascii="Times New Roman" w:hAnsi="Times New Roman" w:cs="Times New Roman"/>
+          <w:sz w:val="28"/>
+          <w:szCs w:val="28"/>
+        </w:rPr>
+      </w:pPr>
+      <w:r>
+        <w:rPr>
+          <w:rFonts w:ascii="Times New Roman" w:hAnsi="Times New Roman" w:cs="Times New Roman"/>
+          <w:b/>
+          <w:sz w:val="28"/>
+          <w:szCs w:val="28"/>
+        </w:rPr>
+        <w:t>Висновок:</w:t>
+      </w:r>
+      <w:r>
+        <w:rPr>
+          <w:rFonts w:ascii="Times New Roman" w:hAnsi="Times New Roman" w:cs="Times New Roman"/>
+          <w:sz w:val="28"/>
+          <w:szCs w:val="28"/>
+        </w:rPr>
+        <w:t xml:space="preserve"> </w:t>
+      </w:r>
+      <w:r>
+        <w:rPr>
+          <w:rFonts w:ascii="Times New Roman" w:hAnsi="Times New Roman" w:cs="Times New Roman"/>
+          <w:sz w:val="28"/>
+          <w:szCs w:val="28"/>
+        </w:rPr>
+        <w:t xml:space="preserve">Під час виконання лабораторної роботи було розгорнуто навчальне середовище OWASP </w:t>
+      </w:r>
+      <w:proofErr w:type="spellStart"/>
+      <w:r>
+        <w:rPr>
+          <w:rFonts w:ascii="Times New Roman" w:hAnsi="Times New Roman" w:cs="Times New Roman"/>
+          <w:sz w:val="28"/>
+          <w:szCs w:val="28"/>
+        </w:rPr>
+        <w:t>Juice</w:t>
+      </w:r>
+      <w:proofErr w:type="spellEnd"/>
+      <w:r>
+        <w:rPr>
+          <w:rFonts w:ascii="Times New Roman" w:hAnsi="Times New Roman" w:cs="Times New Roman"/>
+          <w:sz w:val="28"/>
+          <w:szCs w:val="28"/>
+        </w:rPr>
+        <w:t xml:space="preserve"> </w:t>
+      </w:r>
+      <w:proofErr w:type="spellStart"/>
+      <w:r>
+        <w:rPr>
+          <w:rFonts w:ascii="Times New Roman" w:hAnsi="Times New Roman" w:cs="Times New Roman"/>
+          <w:sz w:val="28"/>
+          <w:szCs w:val="28"/>
+        </w:rPr>
+        <w:t>Shop</w:t>
+      </w:r>
+      <w:proofErr w:type="spellEnd"/>
+      <w:r>
+        <w:rPr>
+          <w:rFonts w:ascii="Times New Roman" w:hAnsi="Times New Roman" w:cs="Times New Roman"/>
+          <w:sz w:val="28"/>
+          <w:szCs w:val="28"/>
+        </w:rPr>
+        <w:t xml:space="preserve"> та практично досліджено найпоширеніші вразливості веб-додатків згідно з переліком OWASP </w:t>
+      </w:r>
+      <w:proofErr w:type="spellStart"/>
+      <w:r>
+        <w:rPr>
+          <w:rFonts w:ascii="Times New Roman" w:hAnsi="Times New Roman" w:cs="Times New Roman"/>
+          <w:sz w:val="28"/>
+          <w:szCs w:val="28"/>
+        </w:rPr>
+        <w:t>Top</w:t>
+      </w:r>
+      <w:proofErr w:type="spellEnd"/>
+      <w:r>
+        <w:rPr>
+          <w:rFonts w:ascii="Times New Roman" w:hAnsi="Times New Roman" w:cs="Times New Roman"/>
+          <w:sz w:val="28"/>
+          <w:szCs w:val="28"/>
+        </w:rPr>
+        <w:t xml:space="preserve"> 10. Використовуючи підхід </w:t>
+      </w:r>
+      <w:proofErr w:type="spellStart"/>
+      <w:r>
+        <w:rPr>
+          <w:rFonts w:ascii="Times New Roman" w:hAnsi="Times New Roman" w:cs="Times New Roman"/>
+          <w:sz w:val="28"/>
+          <w:szCs w:val="28"/>
+        </w:rPr>
+        <w:t>Capture</w:t>
+      </w:r>
+      <w:proofErr w:type="spellEnd"/>
+      <w:r>
+        <w:rPr>
+          <w:rFonts w:ascii="Times New Roman" w:hAnsi="Times New Roman" w:cs="Times New Roman"/>
+          <w:sz w:val="28"/>
+          <w:szCs w:val="28"/>
+        </w:rPr>
+        <w:t xml:space="preserve"> </w:t>
+      </w:r>
+      <w:proofErr w:type="spellStart"/>
+      <w:r>
+        <w:rPr>
+          <w:rFonts w:ascii="Times New Roman" w:hAnsi="Times New Roman" w:cs="Times New Roman"/>
+          <w:sz w:val="28"/>
+          <w:szCs w:val="28"/>
+        </w:rPr>
+        <w:t>the</w:t>
+      </w:r>
+      <w:proofErr w:type="spellEnd"/>
+      <w:r>
+        <w:rPr>
+          <w:rFonts w:ascii="Times New Roman" w:hAnsi="Times New Roman" w:cs="Times New Roman"/>
+          <w:sz w:val="28"/>
+          <w:szCs w:val="28"/>
+        </w:rPr>
+        <w:t xml:space="preserve"> </w:t>
+      </w:r>
+      <w:proofErr w:type="spellStart"/>
+      <w:r>
+        <w:rPr>
+          <w:rFonts w:ascii="Times New Roman" w:hAnsi="Times New Roman" w:cs="Times New Roman"/>
+          <w:sz w:val="28"/>
+          <w:szCs w:val="28"/>
+        </w:rPr>
+        <w:t>Flag</w:t>
+      </w:r>
+      <w:proofErr w:type="spellEnd"/>
+      <w:r>
+        <w:rPr>
+          <w:rFonts w:ascii="Times New Roman" w:hAnsi="Times New Roman" w:cs="Times New Roman"/>
+          <w:sz w:val="28"/>
+          <w:szCs w:val="28"/>
+        </w:rPr>
+        <w:t>, було успішно проведено аналіз механізмів автентифікації, реалізовано SQL-ін'єкції та XSS-атаки, а також виявлено недоліки контролю доступу і витоки чутливих даних через інструменти розробника та перехоплення HTTP-запитів.</w:t>
       </w:r>
     </w:p>
     <w:sectPr>
@@ -896,6 +2791,17 @@
     <w:semiHidden/>
     <w:unhideWhenUsed/>
   </w:style>
+  <w:style w:type="character" w:styleId="a3">
+    <w:name w:val="Hyperlink"/>
+    <w:basedOn w:val="a0"/>
+    <w:uiPriority w:val="99"/>
+    <w:unhideWhenUsed/>
+    <w:rsid w:val="008B23AE"/>
+    <w:rPr>
+      <w:color w:val="0563C1" w:themeColor="hyperlink"/>
+      <w:u w:val="single"/>
+    </w:rPr>
+  </w:style>
 </w:styles>
 </file>
 
